--- a/05_Relatorio_Pesquisa_Campo_Extensionista_Safe_Student.docx
+++ b/05_Relatorio_Pesquisa_Campo_Extensionista_Safe_Student.docx
@@ -311,11 +311,30 @@
     </w:p>
     <w:p>
       <w:pPr>
-        <w:spacing w:after="0"/>
+        <w:spacing w:after="0" w:before="0" w:line="240" w:lineRule="auto"/>
         <w:ind w:left="283"/>
+        <w:jc w:val="left"/>
       </w:pPr>
       <w:r>
-        <w:t>1. Objetivo</w:t>
+        <w:rPr>
+          <w:rFonts w:ascii="Times New Roman" w:hAnsi="Times New Roman"/>
+          <w:sz w:val="24"/>
+        </w:rPr>
+        <w:t>1 OBJETIVO  ········  4</w:t>
+        <w:br/>
+        <w:t>2 PROCEDIMENTOS  ········  4</w:t>
+        <w:br/>
+        <w:t>3 INSTRUMENTOS  ········  4</w:t>
+        <w:br/>
+        <w:t>4 PERFIS E MAPAS DE EMPATIA  ········  4</w:t>
+        <w:br/>
+        <w:t>5 AUDITORIA DOS RESULTADOS DECLARADOS NA VERSÃO ANTERIOR  ········  4</w:t>
+        <w:br/>
+        <w:t>6 PROTOCOLO V1.1 PARA NOVA COLETA  ········  5</w:t>
+        <w:br/>
+        <w:t>7 CRITÉRIOS PROPOSTOS  ········  5</w:t>
+        <w:br/>
+        <w:t>8 ENCAMINHAMENTOS  ········  6</w:t>
       </w:r>
     </w:p>
     <w:p>
